--- a/scripts/plantilla.docx
+++ b/scripts/plantilla.docx
@@ -2,7 +2,15 @@
 <file path=word/document.xml><?xml version="1.0" encoding="utf-8"?>
 <w:document xmlns:wpc="http://schemas.microsoft.com/office/word/2010/wordprocessingCanvas" xmlns:cx="http://schemas.microsoft.com/office/drawing/2014/chartex" xmlns:cx1="http://schemas.microsoft.com/office/drawing/2015/9/8/chartex" xmlns:cx2="http://schemas.microsoft.com/office/drawing/2015/10/21/chartex" xmlns:cx3="http://schemas.microsoft.com/office/drawing/2016/5/9/chartex" xmlns:cx4="http://schemas.microsoft.com/office/drawing/2016/5/10/chartex" xmlns:cx5="http://schemas.microsoft.com/office/drawing/2016/5/11/chartex" xmlns:cx6="http://schemas.microsoft.com/office/drawing/2016/5/12/chartex" xmlns:cx7="http://schemas.microsoft.com/office/drawing/2016/5/13/chartex" xmlns:cx8="http://schemas.microsoft.com/office/drawing/2016/5/14/chartex" xmlns:mc="http://schemas.openxmlformats.org/markup-compatibility/2006" xmlns:aink="http://schemas.microsoft.com/office/drawing/2016/ink" xmlns:am3d="http://schemas.microsoft.com/office/drawing/2017/model3d" xmlns:o="urn:schemas-microsoft-com:office:office" xmlns:oel="http://schemas.microsoft.com/office/2019/extlst" xmlns:r="http://schemas.openxmlformats.org/officeDocument/2006/relationships" xmlns:m="http://schemas.openxmlformats.org/officeDocument/2006/math" xmlns:v="urn:schemas-microsoft-com:vml" xmlns:wp14="http://schemas.microsoft.com/office/word/2010/wordprocessingDrawing" xmlns:wp="http://schemas.openxmlformats.org/drawingml/2006/wordprocessingDrawing" xmlns:w10="urn:schemas-microsoft-com:office:word" xmlns:w="http://schemas.openxmlformats.org/wordprocessingml/2006/main" xmlns:w14="http://schemas.microsoft.com/office/word/2010/wordml" xmlns:w15="http://schemas.microsoft.com/office/word/2012/wordml" xmlns:w16cex="http://schemas.microsoft.com/office/word/2018/wordml/cex" xmlns:w16cid="http://schemas.microsoft.com/office/word/2016/wordml/cid" xmlns:w16="http://schemas.microsoft.com/office/word/2018/wordml" xmlns:w16du="http://schemas.microsoft.com/office/word/2023/wordml/word16du" xmlns:w16sdtdh="http://schemas.microsoft.com/office/word/2020/wordml/sdtdatahash" xmlns:w16sdtfl="http://schemas.microsoft.com/office/word/2024/wordml/sdtformatlock" xmlns:w16se="http://schemas.microsoft.com/office/word/2015/wordml/symex" xmlns:wpg="http://schemas.microsoft.com/office/word/2010/wordprocessingGroup" xmlns:wpi="http://schemas.microsoft.com/office/word/2010/wordprocessingInk" xmlns:wne="http://schemas.microsoft.com/office/word/2006/wordml" xmlns:wps="http://schemas.microsoft.com/office/word/2010/wordprocessingShape" mc:Ignorable="w14 w15 w16se w16cid w16 w16cex w16sdtdh w16sdtfl w16du wp14">
   <w:body>
-    <w:p/>
+    <w:p>
+      <w:pPr>
+        <w:rPr>
+          <w:rFonts w:asciiTheme="minorHAnsi" w:hAnsiTheme="minorHAnsi" w:cstheme="minorHAnsi"/>
+          <w:sz w:val="22"/>
+          <w:szCs w:val="22"/>
+        </w:rPr>
+      </w:pPr>
+    </w:p>
     <w:sectPr>
       <w:headerReference w:type="even" r:id="rId11"/>
       <w:headerReference w:type="default" r:id="rId12"/>
@@ -4491,6 +4499,25 @@
 </file>
 
 <file path=customXml/item1.xml><?xml version="1.0" encoding="utf-8"?>
+<b:Sources xmlns:b="http://schemas.openxmlformats.org/officeDocument/2006/bibliography" xmlns="http://schemas.openxmlformats.org/officeDocument/2006/bibliography" SelectedStyle="\APASixthEditionOfficeOnline.xsl" StyleName="APA" Version="6"/>
+</file>
+
+<file path=customXml/item2.xml><?xml version="1.0" encoding="utf-8"?>
+<?mso-contentType ?>
+<FormTemplates xmlns="http://schemas.microsoft.com/sharepoint/v3/contenttype/forms">
+  <Display>DocumentLibraryForm</Display>
+  <Edit>DocumentLibraryForm</Edit>
+  <New>DocumentLibraryForm</New>
+</FormTemplates>
+</file>
+
+<file path=customXml/item3.xml><?xml version="1.0" encoding="utf-8"?>
+<p:properties xmlns:p="http://schemas.microsoft.com/office/2006/metadata/properties" xmlns:xsi="http://www.w3.org/2001/XMLSchema-instance" xmlns:pc="http://schemas.microsoft.com/office/infopath/2007/PartnerControls">
+  <documentManagement/>
+</p:properties>
+</file>
+
+<file path=customXml/item4.xml><?xml version="1.0" encoding="utf-8"?>
 <ct:contentTypeSchema xmlns:ct="http://schemas.microsoft.com/office/2006/metadata/contentType" xmlns:ma="http://schemas.microsoft.com/office/2006/metadata/properties/metaAttributes" ct:_="" ma:_="" ma:contentTypeName="Document" ma:contentTypeID="0x010100AFB789763FADC541AEE703852895AFE6" ma:contentTypeVersion="1" ma:contentTypeDescription="Create a new document." ma:contentTypeScope="" ma:versionID="01eca6ffab0d6cc8d4bdd1e24382d95c">
   <xsd:schema xmlns:xsd="http://www.w3.org/2001/XMLSchema" xmlns:xs="http://www.w3.org/2001/XMLSchema" xmlns:p="http://schemas.microsoft.com/office/2006/metadata/properties" xmlns:ns2="b74b54a2-8a25-4fde-a5fd-5a47bc03e424" targetNamespace="http://schemas.microsoft.com/office/2006/metadata/properties" ma:root="true" ma:fieldsID="db0d8d5be729d5b56dd81f240bed6c0d" ns2:_="">
     <xsd:import namespace="b74b54a2-8a25-4fde-a5fd-5a47bc03e424"/>
@@ -4630,26 +4657,32 @@
 </ct:contentTypeSchema>
 </file>
 
-<file path=customXml/item2.xml><?xml version="1.0" encoding="utf-8"?>
-<p:properties xmlns:p="http://schemas.microsoft.com/office/2006/metadata/properties" xmlns:xsi="http://www.w3.org/2001/XMLSchema-instance" xmlns:pc="http://schemas.microsoft.com/office/infopath/2007/PartnerControls">
-  <documentManagement/>
-</p:properties>
+<file path=customXml/itemProps1.xml><?xml version="1.0" encoding="utf-8"?>
+<ds:datastoreItem xmlns:ds="http://schemas.openxmlformats.org/officeDocument/2006/customXml" ds:itemID="{01B43D89-094B-4C96-8117-44504A1772BA}">
+  <ds:schemaRefs>
+    <ds:schemaRef ds:uri="http://schemas.openxmlformats.org/officeDocument/2006/bibliography"/>
+  </ds:schemaRefs>
+</ds:datastoreItem>
 </file>
 
-<file path=customXml/item3.xml><?xml version="1.0" encoding="utf-8"?>
-<?mso-contentType ?>
-<FormTemplates xmlns="http://schemas.microsoft.com/sharepoint/v3/contenttype/forms">
-  <Display>DocumentLibraryForm</Display>
-  <Edit>DocumentLibraryForm</Edit>
-  <New>DocumentLibraryForm</New>
-</FormTemplates>
+<file path=customXml/itemProps2.xml><?xml version="1.0" encoding="utf-8"?>
+<ds:datastoreItem xmlns:ds="http://schemas.openxmlformats.org/officeDocument/2006/customXml" ds:itemID="{0322614C-D2D9-4298-94EF-0F098DA9FED3}">
+  <ds:schemaRefs>
+    <ds:schemaRef ds:uri="http://schemas.microsoft.com/sharepoint/v3/contenttype/forms"/>
+  </ds:schemaRefs>
+</ds:datastoreItem>
 </file>
 
-<file path=customXml/item4.xml><?xml version="1.0" encoding="utf-8"?>
-<b:Sources xmlns:b="http://schemas.openxmlformats.org/officeDocument/2006/bibliography" xmlns="http://schemas.openxmlformats.org/officeDocument/2006/bibliography" SelectedStyle="\APASixthEditionOfficeOnline.xsl" StyleName="APA" Version="6"/>
+<file path=customXml/itemProps3.xml><?xml version="1.0" encoding="utf-8"?>
+<ds:datastoreItem xmlns:ds="http://schemas.openxmlformats.org/officeDocument/2006/customXml" ds:itemID="{E73E0075-52D0-4A54-AC13-210416D3AA89}">
+  <ds:schemaRefs>
+    <ds:schemaRef ds:uri="http://schemas.microsoft.com/office/2006/metadata/properties"/>
+    <ds:schemaRef ds:uri="http://schemas.microsoft.com/office/infopath/2007/PartnerControls"/>
+  </ds:schemaRefs>
+</ds:datastoreItem>
 </file>
 
-<file path=customXml/itemProps1.xml><?xml version="1.0" encoding="utf-8"?>
+<file path=customXml/itemProps4.xml><?xml version="1.0" encoding="utf-8"?>
 <ds:datastoreItem xmlns:ds="http://schemas.openxmlformats.org/officeDocument/2006/customXml" ds:itemID="{58B97FFD-9BD7-4372-9EBD-128227F54773}">
   <ds:schemaRefs>
     <ds:schemaRef ds:uri="http://schemas.microsoft.com/office/2006/metadata/contentType"/>
@@ -4665,29 +4698,4 @@
     <ds:schemaRef ds:uri="http://schemas.microsoft.com/internal/obd"/>
   </ds:schemaRefs>
 </ds:datastoreItem>
-</file>
-
-<file path=customXml/itemProps2.xml><?xml version="1.0" encoding="utf-8"?>
-<ds:datastoreItem xmlns:ds="http://schemas.openxmlformats.org/officeDocument/2006/customXml" ds:itemID="{E73E0075-52D0-4A54-AC13-210416D3AA89}">
-  <ds:schemaRefs>
-    <ds:schemaRef ds:uri="http://schemas.microsoft.com/office/2006/metadata/properties"/>
-    <ds:schemaRef ds:uri="http://schemas.microsoft.com/office/infopath/2007/PartnerControls"/>
-  </ds:schemaRefs>
-</ds:datastoreItem>
-</file>
-
-<file path=customXml/itemProps3.xml><?xml version="1.0" encoding="utf-8"?>
-<ds:datastoreItem xmlns:ds="http://schemas.openxmlformats.org/officeDocument/2006/customXml" ds:itemID="{0322614C-D2D9-4298-94EF-0F098DA9FED3}">
-  <ds:schemaRefs>
-    <ds:schemaRef ds:uri="http://schemas.microsoft.com/sharepoint/v3/contenttype/forms"/>
-  </ds:schemaRefs>
-</ds:datastoreItem>
-</file>
-
-<file path=customXml/itemProps4.xml><?xml version="1.0" encoding="utf-8"?>
-<ds:datastoreItem xmlns:ds="http://schemas.openxmlformats.org/officeDocument/2006/customXml" ds:itemID="{01B43D89-094B-4C96-8117-44504A1772BA}">
-  <ds:schemaRefs>
-    <ds:schemaRef ds:uri="http://schemas.openxmlformats.org/officeDocument/2006/bibliography"/>
-  </ds:schemaRefs>
-</ds:datastoreItem>
 </file>